--- a/AI_Agents_and_Advanced_Fine_Tuning_Bootcamp/Weekly_Quizzes/Week_08_Quiz_Solution.docx
+++ b/AI_Agents_and_Advanced_Fine_Tuning_Bootcamp/Weekly_Quizzes/Week_08_Quiz_Solution.docx
@@ -12,7 +12,7 @@
           <w:color w:val="1E2761"/>
           <w:sz w:val="44"/>
         </w:rPr>
-        <w:t>Week 8 Quiz — Answer Key</w:t>
+        <w:t>Week 8 Quiz: Answer Key</w:t>
       </w:r>
     </w:p>
     <w:p>
@@ -32,7 +32,7 @@
           <w:color w:val="333333"/>
           <w:sz w:val="22"/>
         </w:rPr>
-        <w:t>Wednesday 8:30 to 10:00 AM PST | 30 minutes | 60 points</w:t>
+        <w:t>Wednesday 8:30 to 10:00 AM PT | 30 minutes | 60 points</w:t>
       </w:r>
     </w:p>
     <w:p>
@@ -942,6 +942,22 @@
         <w:t>extract (pull from data lake) -&gt; features (Spark step) -&gt; train (Ray Train) -&gt; eval (gated on F1 &gt; baseline + 0.5pp) -&gt; deploy (canary 5%, promote on 24h health). Each task has retries, alerts, and explicit timeouts.</w:t>
       </w:r>
     </w:p>
+    <w:p>
+      <w:pPr>
+        <w:pBdr>
+          <w:bottom w:val="single" w:sz="6" w:space="1" w:color="1E2761"/>
+        </w:pBdr>
+      </w:pPr>
+    </w:p>
+    <w:p>
+      <w:r>
+        <w:rPr>
+          <w:color w:val="333333"/>
+          <w:sz w:val="18"/>
+        </w:rPr>
+        <w:t>© 2026 Proxiant Academy | info@proxiant.com | https://proxiant.ai/training</w:t>
+      </w:r>
+    </w:p>
     <w:sectPr>
       <w:pgSz w:w="12240" w:h="15840"/>
       <w:pgMar w:top="1152" w:right="1296" w:bottom="1152" w:left="1296" w:header="720" w:footer="720" w:gutter="0"/>
